--- a/Especializacion/Evaluaciones/2026-2/Fichas de evaluacion/01 - G-001 - Sistema agropecuario TuFinca con chatbot/2 - Hoja de respuestas.docx
+++ b/Especializacion/Evaluaciones/2026-2/Fichas de evaluacion/01 - G-001 - Sistema agropecuario TuFinca con chatbot/2 - Hoja de respuestas.docx
@@ -250,7 +250,7 @@
           <w:color w:val="2B2B2B"/>
           <w:sz w:val="22"/>
         </w:rPr>
-        <w:t xml:space="preserve"> ________________________</w:t>
+        <w:t xml:space="preserve"> _________________</w:t>
       </w:r>
     </w:p>
     <w:p>
@@ -284,7 +284,7 @@
           <w:color w:val="2B2B2B"/>
           <w:sz w:val="22"/>
         </w:rPr>
-        <w:t>Diomedes Igua Hernández: ______________________________________________________</w:t>
+        <w:t>Diomedes Igua Hernández: _____________________________________________________________</w:t>
       </w:r>
     </w:p>
     <w:p>
@@ -298,7 +298,7 @@
           <w:color w:val="2B2B2B"/>
           <w:sz w:val="22"/>
         </w:rPr>
-        <w:t>Adolfo Escobar Buelvas: ______________________________________________________</w:t>
+        <w:t>Adolfo Escobar Buelvas: _______________________________________________________________</w:t>
       </w:r>
     </w:p>
     <w:p>
@@ -312,7 +312,7 @@
           <w:color w:val="2B2B2B"/>
           <w:sz w:val="22"/>
         </w:rPr>
-        <w:t>Jorge Carlos Polo Muñoz: ______________________________________________________</w:t>
+        <w:t>Jorge Carlos Polo Muñoz: ______________________________________________________________</w:t>
       </w:r>
     </w:p>
     <w:p>
@@ -362,327 +362,9 @@
           <w:color w:val="007433"/>
           <w:sz w:val="32"/>
         </w:rPr>
-        <w:t>A · MIENTRAS EXPONEN — marcar, no redactar</w:t>
+        <w:t>A · MIENTRAS EXPONEN — marcar ✓ ~ ✗ y escribir en la línea</w:t>
       </w:r>
     </w:p>
-    <w:tbl>
-      <w:tblPr>
-        <w:tblStyle w:val="TableGrid"/>
-        <w:tblW w:type="auto" w:w="0"/>
-        <w:tblLook w:firstColumn="1" w:firstRow="1" w:lastColumn="0" w:lastRow="0" w:noHBand="0" w:noVBand="1" w:val="04A0"/>
-      </w:tblPr>
-      <w:tblGrid>
-        <w:gridCol w:w="3264"/>
-        <w:gridCol w:w="3264"/>
-        <w:gridCol w:w="3264"/>
-      </w:tblGrid>
-      <w:tr>
-        <w:tc>
-          <w:tcPr>
-            <w:tcW w:type="dxa" w:w="3264"/>
-            <w:shd w:val="clear" w:fill="0C2340"/>
-            <w:shd w:val="clear" w:fill="0C2340"/>
-          </w:tcPr>
-          <w:p>
-            <w:r>
-              <w:rPr>
-                <w:rFonts w:ascii="Calibri" w:hAnsi="Calibri"/>
-                <w:b/>
-                <w:color w:val="FFFFFF"/>
-              </w:rPr>
-            </w:r>
-            <w:r>
-              <w:rPr>
-                <w:rFonts w:ascii="Calibri" w:hAnsi="Calibri"/>
-                <w:b/>
-                <w:color w:val="FFFFFF"/>
-                <w:sz w:val="21"/>
-              </w:rPr>
-              <w:t>Bloque (min esperados)</w:t>
-            </w:r>
-          </w:p>
-        </w:tc>
-        <w:tc>
-          <w:tcPr>
-            <w:tcW w:type="dxa" w:w="3264"/>
-            <w:shd w:val="clear" w:fill="0C2340"/>
-            <w:shd w:val="clear" w:fill="0C2340"/>
-          </w:tcPr>
-          <w:p>
-            <w:r>
-              <w:rPr>
-                <w:rFonts w:ascii="Calibri" w:hAnsi="Calibri"/>
-                <w:b/>
-                <w:color w:val="FFFFFF"/>
-              </w:rPr>
-            </w:r>
-            <w:r>
-              <w:rPr>
-                <w:rFonts w:ascii="Calibri" w:hAnsi="Calibri"/>
-                <w:b/>
-                <w:color w:val="FFFFFF"/>
-                <w:sz w:val="21"/>
-              </w:rPr>
-              <w:t>✓ ~ ✗</w:t>
-            </w:r>
-          </w:p>
-        </w:tc>
-        <w:tc>
-          <w:tcPr>
-            <w:tcW w:type="dxa" w:w="3264"/>
-            <w:shd w:val="clear" w:fill="0C2340"/>
-            <w:shd w:val="clear" w:fill="0C2340"/>
-          </w:tcPr>
-          <w:p>
-            <w:r>
-              <w:rPr>
-                <w:rFonts w:ascii="Calibri" w:hAnsi="Calibri"/>
-                <w:b/>
-                <w:color w:val="FFFFFF"/>
-              </w:rPr>
-            </w:r>
-            <w:r>
-              <w:rPr>
-                <w:rFonts w:ascii="Calibri" w:hAnsi="Calibri"/>
-                <w:b/>
-                <w:color w:val="FFFFFF"/>
-                <w:sz w:val="21"/>
-              </w:rPr>
-              <w:t>Una línea</w:t>
-            </w:r>
-          </w:p>
-        </w:tc>
-      </w:tr>
-      <w:tr>
-        <w:tc>
-          <w:tcPr>
-            <w:tcW w:type="dxa" w:w="3264"/>
-          </w:tcPr>
-          <w:p>
-            <w:r/>
-            <w:r>
-              <w:rPr>
-                <w:rFonts w:ascii="Calibri" w:hAnsi="Calibri"/>
-                <w:b w:val="0"/>
-                <w:color w:val="2B2B2B"/>
-                <w:sz w:val="20"/>
-              </w:rPr>
-              <w:t>Problema y pregunta (2 min)</w:t>
-            </w:r>
-          </w:p>
-        </w:tc>
-        <w:tc>
-          <w:tcPr>
-            <w:tcW w:type="dxa" w:w="3264"/>
-          </w:tcPr>
-          <w:p>
-            <w:r/>
-          </w:p>
-        </w:tc>
-        <w:tc>
-          <w:tcPr>
-            <w:tcW w:type="dxa" w:w="3264"/>
-          </w:tcPr>
-          <w:p>
-            <w:r/>
-          </w:p>
-        </w:tc>
-      </w:tr>
-      <w:tr>
-        <w:tc>
-          <w:tcPr>
-            <w:tcW w:type="dxa" w:w="3264"/>
-            <w:shd w:val="clear" w:fill="F5F7F5"/>
-            <w:shd w:val="clear" w:fill="F5F7F5"/>
-          </w:tcPr>
-          <w:p>
-            <w:r/>
-            <w:r>
-              <w:rPr>
-                <w:rFonts w:ascii="Calibri" w:hAnsi="Calibri"/>
-                <w:b w:val="0"/>
-                <w:color w:val="2B2B2B"/>
-                <w:sz w:val="20"/>
-              </w:rPr>
-              <w:t>Objetivos (1 min)</w:t>
-            </w:r>
-          </w:p>
-        </w:tc>
-        <w:tc>
-          <w:tcPr>
-            <w:tcW w:type="dxa" w:w="3264"/>
-            <w:shd w:val="clear" w:fill="F5F7F5"/>
-            <w:shd w:val="clear" w:fill="F5F7F5"/>
-          </w:tcPr>
-          <w:p>
-            <w:r/>
-          </w:p>
-        </w:tc>
-        <w:tc>
-          <w:tcPr>
-            <w:tcW w:type="dxa" w:w="3264"/>
-            <w:shd w:val="clear" w:fill="F5F7F5"/>
-            <w:shd w:val="clear" w:fill="F5F7F5"/>
-          </w:tcPr>
-          <w:p>
-            <w:r/>
-          </w:p>
-        </w:tc>
-      </w:tr>
-      <w:tr>
-        <w:tc>
-          <w:tcPr>
-            <w:tcW w:type="dxa" w:w="3264"/>
-          </w:tcPr>
-          <w:p>
-            <w:r/>
-            <w:r>
-              <w:rPr>
-                <w:rFonts w:ascii="Calibri" w:hAnsi="Calibri"/>
-                <w:b w:val="0"/>
-                <w:color w:val="2B2B2B"/>
-                <w:sz w:val="20"/>
-              </w:rPr>
-              <w:t>Método (2-3 min)</w:t>
-            </w:r>
-          </w:p>
-        </w:tc>
-        <w:tc>
-          <w:tcPr>
-            <w:tcW w:type="dxa" w:w="3264"/>
-          </w:tcPr>
-          <w:p>
-            <w:r/>
-          </w:p>
-        </w:tc>
-        <w:tc>
-          <w:tcPr>
-            <w:tcW w:type="dxa" w:w="3264"/>
-          </w:tcPr>
-          <w:p>
-            <w:r/>
-          </w:p>
-        </w:tc>
-      </w:tr>
-      <w:tr>
-        <w:tc>
-          <w:tcPr>
-            <w:tcW w:type="dxa" w:w="3264"/>
-            <w:shd w:val="clear" w:fill="F5F7F5"/>
-            <w:shd w:val="clear" w:fill="F5F7F5"/>
-          </w:tcPr>
-          <w:p>
-            <w:r/>
-            <w:r>
-              <w:rPr>
-                <w:rFonts w:ascii="Calibri" w:hAnsi="Calibri"/>
-                <w:b w:val="0"/>
-                <w:color w:val="2B2B2B"/>
-                <w:sz w:val="20"/>
-              </w:rPr>
-              <w:t>Resultados (3 min)</w:t>
-            </w:r>
-          </w:p>
-        </w:tc>
-        <w:tc>
-          <w:tcPr>
-            <w:tcW w:type="dxa" w:w="3264"/>
-            <w:shd w:val="clear" w:fill="F5F7F5"/>
-            <w:shd w:val="clear" w:fill="F5F7F5"/>
-          </w:tcPr>
-          <w:p>
-            <w:r/>
-          </w:p>
-        </w:tc>
-        <w:tc>
-          <w:tcPr>
-            <w:tcW w:type="dxa" w:w="3264"/>
-            <w:shd w:val="clear" w:fill="F5F7F5"/>
-            <w:shd w:val="clear" w:fill="F5F7F5"/>
-          </w:tcPr>
-          <w:p>
-            <w:r/>
-          </w:p>
-        </w:tc>
-      </w:tr>
-      <w:tr>
-        <w:tc>
-          <w:tcPr>
-            <w:tcW w:type="dxa" w:w="3264"/>
-          </w:tcPr>
-          <w:p>
-            <w:r/>
-            <w:r>
-              <w:rPr>
-                <w:rFonts w:ascii="Calibri" w:hAnsi="Calibri"/>
-                <w:b w:val="0"/>
-                <w:color w:val="2B2B2B"/>
-                <w:sz w:val="20"/>
-              </w:rPr>
-              <w:t>Discusión y conclusión (2-3 min)</w:t>
-            </w:r>
-          </w:p>
-        </w:tc>
-        <w:tc>
-          <w:tcPr>
-            <w:tcW w:type="dxa" w:w="3264"/>
-          </w:tcPr>
-          <w:p>
-            <w:r/>
-          </w:p>
-        </w:tc>
-        <w:tc>
-          <w:tcPr>
-            <w:tcW w:type="dxa" w:w="3264"/>
-          </w:tcPr>
-          <w:p>
-            <w:r/>
-          </w:p>
-        </w:tc>
-      </w:tr>
-      <w:tr>
-        <w:tc>
-          <w:tcPr>
-            <w:tcW w:type="dxa" w:w="3264"/>
-            <w:shd w:val="clear" w:fill="F5F7F5"/>
-            <w:shd w:val="clear" w:fill="F5F7F5"/>
-          </w:tcPr>
-          <w:p>
-            <w:r/>
-            <w:r>
-              <w:rPr>
-                <w:rFonts w:ascii="Calibri" w:hAnsi="Calibri"/>
-                <w:b w:val="0"/>
-                <w:color w:val="2B2B2B"/>
-                <w:sz w:val="20"/>
-              </w:rPr>
-              <w:t>Aporte y cierre (1 min)</w:t>
-            </w:r>
-          </w:p>
-        </w:tc>
-        <w:tc>
-          <w:tcPr>
-            <w:tcW w:type="dxa" w:w="3264"/>
-            <w:shd w:val="clear" w:fill="F5F7F5"/>
-            <w:shd w:val="clear" w:fill="F5F7F5"/>
-          </w:tcPr>
-          <w:p>
-            <w:r/>
-          </w:p>
-        </w:tc>
-        <w:tc>
-          <w:tcPr>
-            <w:tcW w:type="dxa" w:w="3264"/>
-            <w:shd w:val="clear" w:fill="F5F7F5"/>
-            <w:shd w:val="clear" w:fill="F5F7F5"/>
-          </w:tcPr>
-          <w:p>
-            <w:r/>
-          </w:p>
-        </w:tc>
-      </w:tr>
-    </w:tbl>
-    <w:p/>
     <w:p>
       <w:r>
         <w:rPr>
@@ -745,6 +427,126 @@
       </w:r>
     </w:p>
     <w:p>
+      <w:r>
+        <w:rPr>
+          <w:rFonts w:ascii="Calibri" w:hAnsi="Calibri"/>
+          <w:b/>
+          <w:color w:val="2B2B2B"/>
+          <w:sz w:val="22"/>
+        </w:rPr>
+        <w:t>Problema y pregunta (2 min)</w:t>
+      </w:r>
+      <w:r>
+        <w:rPr>
+          <w:rFonts w:ascii="Calibri" w:hAnsi="Calibri"/>
+          <w:b w:val="0"/>
+          <w:color w:val="2B2B2B"/>
+          <w:sz w:val="22"/>
+        </w:rPr>
+        <w:t xml:space="preserve"> ✓ ~ ✗ · __________________________________________________________</w:t>
+      </w:r>
+    </w:p>
+    <w:p>
+      <w:r>
+        <w:rPr>
+          <w:rFonts w:ascii="Calibri" w:hAnsi="Calibri"/>
+          <w:b/>
+          <w:color w:val="2B2B2B"/>
+          <w:sz w:val="22"/>
+        </w:rPr>
+        <w:t>Objetivos (1 min)</w:t>
+      </w:r>
+      <w:r>
+        <w:rPr>
+          <w:rFonts w:ascii="Calibri" w:hAnsi="Calibri"/>
+          <w:b w:val="0"/>
+          <w:color w:val="2B2B2B"/>
+          <w:sz w:val="22"/>
+        </w:rPr>
+        <w:t xml:space="preserve"> ✓ ~ ✗ · ___________________________________________________________________</w:t>
+      </w:r>
+    </w:p>
+    <w:p>
+      <w:r>
+        <w:rPr>
+          <w:rFonts w:ascii="Calibri" w:hAnsi="Calibri"/>
+          <w:b/>
+          <w:color w:val="2B2B2B"/>
+          <w:sz w:val="22"/>
+        </w:rPr>
+        <w:t>Método (2-3 min)</w:t>
+      </w:r>
+      <w:r>
+        <w:rPr>
+          <w:rFonts w:ascii="Calibri" w:hAnsi="Calibri"/>
+          <w:b w:val="0"/>
+          <w:color w:val="2B2B2B"/>
+          <w:sz w:val="22"/>
+        </w:rPr>
+        <w:t xml:space="preserve"> ✓ ~ ✗ · ___________________________________________________________________</w:t>
+      </w:r>
+    </w:p>
+    <w:p>
+      <w:r>
+        <w:rPr>
+          <w:rFonts w:ascii="Calibri" w:hAnsi="Calibri"/>
+          <w:b/>
+          <w:color w:val="2B2B2B"/>
+          <w:sz w:val="22"/>
+        </w:rPr>
+        <w:t>Resultados (3 min)</w:t>
+      </w:r>
+      <w:r>
+        <w:rPr>
+          <w:rFonts w:ascii="Calibri" w:hAnsi="Calibri"/>
+          <w:b w:val="0"/>
+          <w:color w:val="2B2B2B"/>
+          <w:sz w:val="22"/>
+        </w:rPr>
+        <w:t xml:space="preserve"> ✓ ~ ✗ · __________________________________________________________________</w:t>
+      </w:r>
+    </w:p>
+    <w:p>
+      <w:r>
+        <w:rPr>
+          <w:rFonts w:ascii="Calibri" w:hAnsi="Calibri"/>
+          <w:b/>
+          <w:color w:val="2B2B2B"/>
+          <w:sz w:val="22"/>
+        </w:rPr>
+        <w:t>Discusión y conclusión (2-3 min)</w:t>
+      </w:r>
+      <w:r>
+        <w:rPr>
+          <w:rFonts w:ascii="Calibri" w:hAnsi="Calibri"/>
+          <w:b w:val="0"/>
+          <w:color w:val="2B2B2B"/>
+          <w:sz w:val="22"/>
+        </w:rPr>
+        <w:t xml:space="preserve"> ✓ ~ ✗ · _______________________________________________________</w:t>
+      </w:r>
+    </w:p>
+    <w:p>
+      <w:r>
+        <w:rPr>
+          <w:rFonts w:ascii="Calibri" w:hAnsi="Calibri"/>
+          <w:b/>
+          <w:color w:val="2B2B2B"/>
+          <w:sz w:val="22"/>
+        </w:rPr>
+        <w:t>Aporte y cierre (1 min)</w:t>
+      </w:r>
+      <w:r>
+        <w:rPr>
+          <w:rFonts w:ascii="Calibri" w:hAnsi="Calibri"/>
+          <w:b w:val="0"/>
+          <w:color w:val="2B2B2B"/>
+          <w:sz w:val="22"/>
+        </w:rPr>
+        <w:t xml:space="preserve"> ✓ ~ ✗ · _______________________________________________________________</w:t>
+      </w:r>
+    </w:p>
+    <w:p>
       <w:pPr>
         <w:spacing w:before="200" w:after="60"/>
       </w:pPr>
@@ -760,6 +562,22 @@
     </w:p>
     <w:p>
       <w:pPr>
+        <w:ind w:left="432"/>
+        <w:shd w:val="clear" w:fill="E8F5EC"/>
+      </w:pPr>
+      <w:r>
+        <w:rPr>
+          <w:rFonts w:ascii="Calibri" w:hAnsi="Calibri"/>
+          <w:b w:val="0"/>
+          <w:i/>
+          <w:color w:val="2B2B2B"/>
+          <w:sz w:val="21"/>
+        </w:rPr>
+        <w:t>Lo que va entre « » se lee tal cual. La página en negrita es la que sostiene la pregunta: si la respuesta la contradice, se anota abajo con esa página.</w:t>
+      </w:r>
+    </w:p>
+    <w:p>
+      <w:pPr>
         <w:pStyle w:val="ListBullet"/>
       </w:pPr>
       <w:r>
@@ -769,7 +587,30 @@
           <w:color w:val="2B2B2B"/>
           <w:sz w:val="22"/>
         </w:rPr>
-        <w:t>[ ] Si el demo de la diapositiva 12 no ocurre o falla → «¿el sistema está en línea ahora?» y la P3 pasa a prioritaria</w:t>
+        <w:t xml:space="preserve">[ ] Si el demo de la diapositiva 12 no ocurre o falla → «¿el sistema está en línea ahora?» y la P3 pasa a prioritaria  </w:t>
+      </w:r>
+      <w:r>
+        <w:rPr>
+          <w:rFonts w:ascii="Calibri" w:hAnsi="Calibri"/>
+          <w:b/>
+          <w:color w:val="2B2B2B"/>
+          <w:sz w:val="22"/>
+        </w:rPr>
+        <w:t>(pp. 192-194 · sustituye P3)</w:t>
+      </w:r>
+    </w:p>
+    <w:p>
+      <w:pPr>
+        <w:pStyle w:val="ListBullet2"/>
+      </w:pPr>
+      <w:r>
+        <w:rPr>
+          <w:rFonts w:ascii="Calibri" w:hAnsi="Calibri"/>
+          <w:b w:val="0"/>
+          <w:color w:val="2B2B2B"/>
+          <w:sz w:val="22"/>
+        </w:rPr>
+        <w:t>Preguntar así: «¿El sistema está en línea en este momento? Si no, ¿desde cuándo no lo está?»</w:t>
       </w:r>
     </w:p>
     <w:p>
@@ -811,7 +652,86 @@
           <w:color w:val="2B2B2B"/>
           <w:sz w:val="22"/>
         </w:rPr>
+        <w:t>[ ] Si ya explicaron bien la línea base y la alternancia de condiciones → soltar pregunta 1 y usar el tiempo en la reserva de trazabilidad-auditoría, que es más fina</w:t>
+      </w:r>
+    </w:p>
+    <w:p>
+      <w:pPr>
+        <w:pStyle w:val="ListBullet"/>
+      </w:pPr>
+      <w:r>
+        <w:rPr>
+          <w:rFonts w:ascii="Calibri" w:hAnsi="Calibri"/>
+          <w:b w:val="0"/>
+          <w:color w:val="2B2B2B"/>
+          <w:sz w:val="22"/>
+        </w:rPr>
         <w:t>[ ] Si dicen «inteligencia artificial» o «IA» sin nombrar tecnología → P2 + «¿corre en su infraestructura o llama a un servicio externo?»</w:t>
+      </w:r>
+    </w:p>
+    <w:p>
+      <w:pPr>
+        <w:pStyle w:val="ListBullet2"/>
+      </w:pPr>
+      <w:r>
+        <w:rPr>
+          <w:rFonts w:ascii="Calibri" w:hAnsi="Calibri"/>
+          <w:b w:val="0"/>
+          <w:color w:val="2B2B2B"/>
+          <w:sz w:val="22"/>
+        </w:rPr>
+        <w:t>Preguntar así: «¿el modelo corre en su infraestructura o llama a un servicio externo?»</w:t>
+      </w:r>
+    </w:p>
+    <w:p>
+      <w:pPr>
+        <w:pStyle w:val="ListBullet"/>
+      </w:pPr>
+      <w:r>
+        <w:rPr>
+          <w:rFonts w:ascii="Calibri" w:hAnsi="Calibri"/>
+          <w:b w:val="0"/>
+          <w:color w:val="2B2B2B"/>
+          <w:sz w:val="22"/>
+        </w:rPr>
+        <w:t>[ ] Si se pasan del tiempo y saltan el OE4 → ir directo a los resultados</w:t>
+      </w:r>
+    </w:p>
+    <w:p>
+      <w:pPr>
+        <w:pStyle w:val="ListBullet2"/>
+      </w:pPr>
+      <w:r>
+        <w:rPr>
+          <w:rFonts w:ascii="Calibri" w:hAnsi="Calibri"/>
+          <w:b w:val="0"/>
+          <w:color w:val="2B2B2B"/>
+          <w:sz w:val="22"/>
+        </w:rPr>
+        <w:t>Preguntar así: «en una frase, ¿cuál fue el resultado del objetivo 4 y qué tan lejos está de ser generalizable?»</w:t>
+      </w:r>
+    </w:p>
+    <w:p>
+      <w:pPr>
+        <w:pStyle w:val="ListBullet"/>
+      </w:pPr>
+      <w:r>
+        <w:rPr>
+          <w:rFonts w:ascii="Calibri" w:hAnsi="Calibri"/>
+          <w:b w:val="0"/>
+          <w:color w:val="2B2B2B"/>
+          <w:sz w:val="22"/>
+        </w:rPr>
+        <w:t xml:space="preserve">[ ] Si no declaran la muestra de seis participantes ni el carácter de caso único → pedirlo explícitamente  </w:t>
+      </w:r>
+      <w:r>
+        <w:rPr>
+          <w:rFonts w:ascii="Calibri" w:hAnsi="Calibri"/>
+          <w:b/>
+          <w:color w:val="2B2B2B"/>
+          <w:sz w:val="22"/>
+        </w:rPr>
+        <w:t>(pp. 45, 67-68, 244)</w:t>
       </w:r>
     </w:p>
     <w:p>
@@ -839,7 +759,35 @@
           <w:color w:val="2B2B2B"/>
           <w:sz w:val="22"/>
         </w:rPr>
+        <w:t>[ ] Si atribuyen a Diomedes Igua toda la parte técnica → recordar que es coautor del MPV de la Fase I (referencia p. 254) y preguntar a los otros dos qué construyeron ellos en esta fase</w:t>
+      </w:r>
+    </w:p>
+    <w:p>
+      <w:pPr>
+        <w:pStyle w:val="ListBullet"/>
+      </w:pPr>
+      <w:r>
+        <w:rPr>
+          <w:rFonts w:ascii="Calibri" w:hAnsi="Calibri"/>
+          <w:b w:val="0"/>
+          <w:color w:val="2B2B2B"/>
+          <w:sz w:val="22"/>
+        </w:rPr>
         <w:t>[ ] Si anuncian WhatsApp como si estuviera hecho → la p. 22 lo declara trabajo futuro</w:t>
+      </w:r>
+    </w:p>
+    <w:p>
+      <w:pPr>
+        <w:pStyle w:val="ListBullet2"/>
+      </w:pPr>
+      <w:r>
+        <w:rPr>
+          <w:rFonts w:ascii="Calibri" w:hAnsi="Calibri"/>
+          <w:b w:val="0"/>
+          <w:color w:val="2B2B2B"/>
+          <w:sz w:val="22"/>
+        </w:rPr>
+        <w:t>Preguntar así: «la p. 22 lo declara como trabajo futuro: ¿está implementado o es la proyección de la arquitectura?»</w:t>
       </w:r>
     </w:p>
     <w:p>
@@ -854,6 +802,92 @@
           <w:sz w:val="22"/>
         </w:rPr>
         <w:t>[ ] Si afirman que el sistema «reduce costos» de la finca → pedir la cifra (no hay costeo en 273 páginas)</w:t>
+      </w:r>
+    </w:p>
+    <w:p>
+      <w:r>
+        <w:rPr>
+          <w:rFonts w:ascii="Calibri" w:hAnsi="Calibri"/>
+          <w:b/>
+          <w:color w:val="2B2B2B"/>
+          <w:sz w:val="22"/>
+        </w:rPr>
+        <w:t>RESPUESTAS A LOS CONDICIONALES Y A LA RESERVA</w:t>
+      </w:r>
+      <w:r>
+        <w:rPr>
+          <w:rFonts w:ascii="Calibri" w:hAnsi="Calibri"/>
+          <w:b w:val="0"/>
+          <w:color w:val="2B2B2B"/>
+          <w:sz w:val="22"/>
+        </w:rPr>
+        <w:t xml:space="preserve"> — número del condicional (o «R» si es de reserva) y lo que contestó, con cifras y nombres tal como los diga.</w:t>
+      </w:r>
+    </w:p>
+    <w:p>
+      <w:r>
+        <w:rPr>
+          <w:rFonts w:ascii="Calibri" w:hAnsi="Calibri"/>
+          <w:b w:val="0"/>
+          <w:color w:val="2B2B2B"/>
+          <w:sz w:val="22"/>
+        </w:rPr>
+        <w:t>____  ___________________________________________________________________________________</w:t>
+      </w:r>
+    </w:p>
+    <w:p>
+      <w:r>
+        <w:rPr>
+          <w:rFonts w:ascii="Calibri" w:hAnsi="Calibri"/>
+          <w:b w:val="0"/>
+          <w:color w:val="2B2B2B"/>
+          <w:sz w:val="22"/>
+        </w:rPr>
+        <w:t>____  ___________________________________________________________________________________</w:t>
+      </w:r>
+    </w:p>
+    <w:p>
+      <w:r>
+        <w:rPr>
+          <w:rFonts w:ascii="Calibri" w:hAnsi="Calibri"/>
+          <w:b w:val="0"/>
+          <w:color w:val="2B2B2B"/>
+          <w:sz w:val="22"/>
+        </w:rPr>
+        <w:t>____  ___________________________________________________________________________________</w:t>
+      </w:r>
+    </w:p>
+    <w:p>
+      <w:r>
+        <w:rPr>
+          <w:rFonts w:ascii="Calibri" w:hAnsi="Calibri"/>
+          <w:b w:val="0"/>
+          <w:color w:val="2B2B2B"/>
+          <w:sz w:val="22"/>
+        </w:rPr>
+        <w:t>____  ___________________________________________________________________________________</w:t>
+      </w:r>
+    </w:p>
+    <w:p>
+      <w:r>
+        <w:rPr>
+          <w:rFonts w:ascii="Calibri" w:hAnsi="Calibri"/>
+          <w:b w:val="0"/>
+          <w:color w:val="2B2B2B"/>
+          <w:sz w:val="22"/>
+        </w:rPr>
+        <w:t>____  ___________________________________________________________________________________</w:t>
+      </w:r>
+    </w:p>
+    <w:p>
+      <w:r>
+        <w:rPr>
+          <w:rFonts w:ascii="Calibri" w:hAnsi="Calibri"/>
+          <w:b w:val="0"/>
+          <w:color w:val="2B2B2B"/>
+          <w:sz w:val="22"/>
+        </w:rPr>
+        <w:t>____  ___________________________________________________________________________________</w:t>
       </w:r>
     </w:p>
     <w:p>
@@ -914,7 +948,7 @@
           <w:color w:val="111111"/>
           <w:sz w:val="21"/>
         </w:rPr>
-        <w:t>Frase textual: ______________________________________________________________________</w:t>
+        <w:t>Frase textual:</w:t>
       </w:r>
     </w:p>
     <w:p>
@@ -971,7 +1005,7 @@
           <w:color w:val="111111"/>
           <w:sz w:val="21"/>
         </w:rPr>
-        <w:t>Frase textual: ______________________________________________________________________</w:t>
+        <w:t>Frase textual:</w:t>
       </w:r>
     </w:p>
     <w:p>
@@ -1028,7 +1062,7 @@
           <w:color w:val="111111"/>
           <w:sz w:val="21"/>
         </w:rPr>
-        <w:t>Frase textual: ______________________________________________________________________</w:t>
+        <w:t>Frase textual:</w:t>
       </w:r>
     </w:p>
     <w:p>
@@ -1187,320 +1221,147 @@
         <w:t xml:space="preserve"> alto por el documento; lo que se juega es si el dominio acompaña. 4,6–4,8 es el escenario más probable.</w:t>
       </w:r>
     </w:p>
-    <w:tbl>
-      <w:tblPr>
-        <w:tblStyle w:val="TableGrid"/>
-        <w:tblW w:type="auto" w:w="0"/>
-        <w:tblLook w:firstColumn="1" w:firstRow="1" w:lastColumn="0" w:lastRow="0" w:noHBand="0" w:noVBand="1" w:val="04A0"/>
-      </w:tblPr>
-      <w:tblGrid>
-        <w:gridCol w:w="3264"/>
-        <w:gridCol w:w="3264"/>
-        <w:gridCol w:w="3264"/>
-      </w:tblGrid>
-      <w:tr>
-        <w:tc>
-          <w:tcPr>
-            <w:tcW w:type="dxa" w:w="3264"/>
-            <w:shd w:val="clear" w:fill="0C2340"/>
-            <w:shd w:val="clear" w:fill="0C2340"/>
-          </w:tcPr>
-          <w:p>
-            <w:r>
-              <w:rPr>
-                <w:rFonts w:ascii="Calibri" w:hAnsi="Calibri"/>
-                <w:b/>
-                <w:color w:val="FFFFFF"/>
-              </w:rPr>
-            </w:r>
-            <w:r>
-              <w:rPr>
-                <w:rFonts w:ascii="Calibri" w:hAnsi="Calibri"/>
-                <w:b/>
-                <w:color w:val="FFFFFF"/>
-                <w:sz w:val="21"/>
-              </w:rPr>
-              <w:t>Criterio</w:t>
-            </w:r>
-          </w:p>
-        </w:tc>
-        <w:tc>
-          <w:tcPr>
-            <w:tcW w:type="dxa" w:w="3264"/>
-            <w:shd w:val="clear" w:fill="0C2340"/>
-            <w:shd w:val="clear" w:fill="0C2340"/>
-          </w:tcPr>
-          <w:p>
-            <w:r>
-              <w:rPr>
-                <w:rFonts w:ascii="Calibri" w:hAnsi="Calibri"/>
-                <w:b/>
-                <w:color w:val="FFFFFF"/>
-              </w:rPr>
-            </w:r>
-            <w:r>
-              <w:rPr>
-                <w:rFonts w:ascii="Calibri" w:hAnsi="Calibri"/>
-                <w:b/>
-                <w:color w:val="FFFFFF"/>
-                <w:sz w:val="21"/>
-              </w:rPr>
-              <w:t>Rodear</w:t>
-            </w:r>
-          </w:p>
-        </w:tc>
-        <w:tc>
-          <w:tcPr>
-            <w:tcW w:type="dxa" w:w="3264"/>
-            <w:shd w:val="clear" w:fill="0C2340"/>
-            <w:shd w:val="clear" w:fill="0C2340"/>
-          </w:tcPr>
-          <w:p>
-            <w:r>
-              <w:rPr>
-                <w:rFonts w:ascii="Calibri" w:hAnsi="Calibri"/>
-                <w:b/>
-                <w:color w:val="FFFFFF"/>
-              </w:rPr>
-            </w:r>
-            <w:r>
-              <w:rPr>
-                <w:rFonts w:ascii="Calibri" w:hAnsi="Calibri"/>
-                <w:b/>
-                <w:color w:val="FFFFFF"/>
-                <w:sz w:val="21"/>
-              </w:rPr>
-              <w:t>Nota</w:t>
-            </w:r>
-          </w:p>
-        </w:tc>
-      </w:tr>
-      <w:tr>
-        <w:tc>
-          <w:tcPr>
-            <w:tcW w:type="dxa" w:w="3264"/>
-          </w:tcPr>
-          <w:p>
-            <w:r/>
-            <w:r>
-              <w:rPr>
-                <w:rFonts w:ascii="Calibri" w:hAnsi="Calibri"/>
-                <w:b w:val="0"/>
-                <w:color w:val="2B2B2B"/>
-                <w:sz w:val="20"/>
-              </w:rPr>
-              <w:t>Dominio del tema</w:t>
-            </w:r>
-          </w:p>
-        </w:tc>
-        <w:tc>
-          <w:tcPr>
-            <w:tcW w:type="dxa" w:w="3264"/>
-          </w:tcPr>
-          <w:p>
-            <w:r/>
-            <w:r>
-              <w:rPr>
-                <w:rFonts w:ascii="Calibri" w:hAnsi="Calibri"/>
-                <w:b w:val="0"/>
-                <w:color w:val="2B2B2B"/>
-                <w:sz w:val="20"/>
-              </w:rPr>
-              <w:t>0,1–2,9 · 3,0–3,5 · 3,6–4,5 · 4,6–5,0</w:t>
-            </w:r>
-          </w:p>
-        </w:tc>
-        <w:tc>
-          <w:tcPr>
-            <w:tcW w:type="dxa" w:w="3264"/>
-          </w:tcPr>
-          <w:p>
-            <w:r/>
-            <w:r>
-              <w:rPr>
-                <w:rFonts w:ascii="Calibri" w:hAnsi="Calibri"/>
-                <w:b w:val="0"/>
-                <w:color w:val="2B2B2B"/>
-                <w:sz w:val="20"/>
-              </w:rPr>
-              <w:t>____</w:t>
-            </w:r>
-          </w:p>
-        </w:tc>
-      </w:tr>
-      <w:tr>
-        <w:tc>
-          <w:tcPr>
-            <w:tcW w:type="dxa" w:w="3264"/>
-            <w:shd w:val="clear" w:fill="F5F7F5"/>
-            <w:shd w:val="clear" w:fill="F5F7F5"/>
-          </w:tcPr>
-          <w:p>
-            <w:r/>
-            <w:r>
-              <w:rPr>
-                <w:rFonts w:ascii="Calibri" w:hAnsi="Calibri"/>
-                <w:b w:val="0"/>
-                <w:color w:val="2B2B2B"/>
-                <w:sz w:val="20"/>
-              </w:rPr>
-              <w:t>Claridad</w:t>
-            </w:r>
-          </w:p>
-        </w:tc>
-        <w:tc>
-          <w:tcPr>
-            <w:tcW w:type="dxa" w:w="3264"/>
-            <w:shd w:val="clear" w:fill="F5F7F5"/>
-            <w:shd w:val="clear" w:fill="F5F7F5"/>
-          </w:tcPr>
-          <w:p>
-            <w:r/>
-            <w:r>
-              <w:rPr>
-                <w:rFonts w:ascii="Calibri" w:hAnsi="Calibri"/>
-                <w:b w:val="0"/>
-                <w:color w:val="2B2B2B"/>
-                <w:sz w:val="20"/>
-              </w:rPr>
-              <w:t>0,1–2,9 · 3,0–3,5 · 3,6–4,5 · 4,6–5,0</w:t>
-            </w:r>
-          </w:p>
-        </w:tc>
-        <w:tc>
-          <w:tcPr>
-            <w:tcW w:type="dxa" w:w="3264"/>
-            <w:shd w:val="clear" w:fill="F5F7F5"/>
-            <w:shd w:val="clear" w:fill="F5F7F5"/>
-          </w:tcPr>
-          <w:p>
-            <w:r/>
-            <w:r>
-              <w:rPr>
-                <w:rFonts w:ascii="Calibri" w:hAnsi="Calibri"/>
-                <w:b w:val="0"/>
-                <w:color w:val="2B2B2B"/>
-                <w:sz w:val="20"/>
-              </w:rPr>
-              <w:t>____</w:t>
-            </w:r>
-          </w:p>
-        </w:tc>
-      </w:tr>
-      <w:tr>
-        <w:tc>
-          <w:tcPr>
-            <w:tcW w:type="dxa" w:w="3264"/>
-          </w:tcPr>
-          <w:p>
-            <w:r/>
-            <w:r>
-              <w:rPr>
-                <w:rFonts w:ascii="Calibri" w:hAnsi="Calibri"/>
-                <w:b w:val="0"/>
-                <w:color w:val="2B2B2B"/>
-                <w:sz w:val="20"/>
-              </w:rPr>
-              <w:t>Coherencia del documento</w:t>
-            </w:r>
-          </w:p>
-        </w:tc>
-        <w:tc>
-          <w:tcPr>
-            <w:tcW w:type="dxa" w:w="3264"/>
-          </w:tcPr>
-          <w:p>
-            <w:r/>
-            <w:r>
-              <w:rPr>
-                <w:rFonts w:ascii="Calibri" w:hAnsi="Calibri"/>
-                <w:b w:val="0"/>
-                <w:color w:val="2B2B2B"/>
-                <w:sz w:val="20"/>
-              </w:rPr>
-              <w:t>0,1–2,9 · 3,0–3,5 · 3,6–4,5 · 4,6–5,0</w:t>
-            </w:r>
-          </w:p>
-        </w:tc>
-        <w:tc>
-          <w:tcPr>
-            <w:tcW w:type="dxa" w:w="3264"/>
-          </w:tcPr>
-          <w:p>
-            <w:r/>
-            <w:r>
-              <w:rPr>
-                <w:rFonts w:ascii="Calibri" w:hAnsi="Calibri"/>
-                <w:b w:val="0"/>
-                <w:color w:val="2B2B2B"/>
-                <w:sz w:val="20"/>
-              </w:rPr>
-              <w:t>____</w:t>
-            </w:r>
-          </w:p>
-        </w:tc>
-      </w:tr>
-      <w:tr>
-        <w:tc>
-          <w:tcPr>
-            <w:tcW w:type="dxa" w:w="3264"/>
-            <w:shd w:val="clear" w:fill="F5F7F5"/>
-            <w:shd w:val="clear" w:fill="F5F7F5"/>
-          </w:tcPr>
-          <w:p>
-            <w:r/>
-            <w:r>
-              <w:rPr>
-                <w:rFonts w:ascii="Calibri" w:hAnsi="Calibri"/>
-                <w:b w:val="0"/>
-                <w:color w:val="2B2B2B"/>
-                <w:sz w:val="20"/>
-              </w:rPr>
-              <w:t>Capacidad de defensa</w:t>
-            </w:r>
-          </w:p>
-        </w:tc>
-        <w:tc>
-          <w:tcPr>
-            <w:tcW w:type="dxa" w:w="3264"/>
-            <w:shd w:val="clear" w:fill="F5F7F5"/>
-            <w:shd w:val="clear" w:fill="F5F7F5"/>
-          </w:tcPr>
-          <w:p>
-            <w:r/>
-            <w:r>
-              <w:rPr>
-                <w:rFonts w:ascii="Calibri" w:hAnsi="Calibri"/>
-                <w:b w:val="0"/>
-                <w:color w:val="2B2B2B"/>
-                <w:sz w:val="20"/>
-              </w:rPr>
-              <w:t>0,1–2,9 · 3,0–3,5 · 3,6–4,5 · 4,6–5,0</w:t>
-            </w:r>
-          </w:p>
-        </w:tc>
-        <w:tc>
-          <w:tcPr>
-            <w:tcW w:type="dxa" w:w="3264"/>
-            <w:shd w:val="clear" w:fill="F5F7F5"/>
-            <w:shd w:val="clear" w:fill="F5F7F5"/>
-          </w:tcPr>
-          <w:p>
-            <w:r/>
-            <w:r>
-              <w:rPr>
-                <w:rFonts w:ascii="Calibri" w:hAnsi="Calibri"/>
-                <w:b w:val="0"/>
-                <w:color w:val="2B2B2B"/>
-                <w:sz w:val="20"/>
-              </w:rPr>
-              <w:t>____</w:t>
-            </w:r>
-          </w:p>
-        </w:tc>
-      </w:tr>
-    </w:tbl>
-    <w:p/>
+    <w:p>
+      <w:r>
+        <w:rPr>
+          <w:rFonts w:ascii="Calibri" w:hAnsi="Calibri"/>
+          <w:b/>
+          <w:color w:val="2B2B2B"/>
+          <w:sz w:val="22"/>
+        </w:rPr>
+        <w:t>Dominio del tema</w:t>
+      </w:r>
+      <w:r>
+        <w:rPr>
+          <w:rFonts w:ascii="Calibri" w:hAnsi="Calibri"/>
+          <w:b w:val="0"/>
+          <w:color w:val="2B2B2B"/>
+          <w:sz w:val="22"/>
+        </w:rPr>
+        <w:t xml:space="preserve"> — rodear:   0,1–2,9   ·   3,0–3,5   ·   3,6–4,5   ·   4,6–5,0   →   nota  ______</w:t>
+      </w:r>
+    </w:p>
+    <w:p>
+      <w:r>
+        <w:rPr>
+          <w:rFonts w:ascii="Calibri" w:hAnsi="Calibri"/>
+          <w:b/>
+          <w:color w:val="2B2B2B"/>
+          <w:sz w:val="22"/>
+        </w:rPr>
+        <w:t>Claridad</w:t>
+      </w:r>
+      <w:r>
+        <w:rPr>
+          <w:rFonts w:ascii="Calibri" w:hAnsi="Calibri"/>
+          <w:b w:val="0"/>
+          <w:color w:val="2B2B2B"/>
+          <w:sz w:val="22"/>
+        </w:rPr>
+        <w:t xml:space="preserve"> — rodear:   0,1–2,9   ·   3,0–3,5   ·   3,6–4,5   ·   4,6–5,0   →   nota  ______</w:t>
+      </w:r>
+    </w:p>
+    <w:p>
+      <w:r>
+        <w:rPr>
+          <w:rFonts w:ascii="Calibri" w:hAnsi="Calibri"/>
+          <w:b/>
+          <w:color w:val="2B2B2B"/>
+          <w:sz w:val="22"/>
+        </w:rPr>
+        <w:t>Coherencia del documento</w:t>
+      </w:r>
+      <w:r>
+        <w:rPr>
+          <w:rFonts w:ascii="Calibri" w:hAnsi="Calibri"/>
+          <w:b w:val="0"/>
+          <w:color w:val="2B2B2B"/>
+          <w:sz w:val="22"/>
+        </w:rPr>
+        <w:t xml:space="preserve"> — rodear:   0,1–2,9   ·   3,0–3,5   ·   3,6–4,5   ·   4,6–5,0   →   nota  ______</w:t>
+      </w:r>
+    </w:p>
+    <w:p>
+      <w:r>
+        <w:rPr>
+          <w:rFonts w:ascii="Calibri" w:hAnsi="Calibri"/>
+          <w:b/>
+          <w:color w:val="2B2B2B"/>
+          <w:sz w:val="22"/>
+        </w:rPr>
+        <w:t>Capacidad de defensa</w:t>
+      </w:r>
+      <w:r>
+        <w:rPr>
+          <w:rFonts w:ascii="Calibri" w:hAnsi="Calibri"/>
+          <w:b w:val="0"/>
+          <w:color w:val="2B2B2B"/>
+          <w:sz w:val="22"/>
+        </w:rPr>
+        <w:t xml:space="preserve"> — rodear:   0,1–2,9   ·   3,0–3,5   ·   3,6–4,5   ·   4,6–5,0   →   nota  ______</w:t>
+      </w:r>
+    </w:p>
+    <w:p>
+      <w:pPr>
+        <w:spacing w:before="200" w:after="60"/>
+      </w:pPr>
+      <w:r>
+        <w:rPr>
+          <w:rFonts w:ascii="Calibri" w:hAnsi="Calibri"/>
+          <w:b/>
+          <w:color w:val="007433"/>
+          <w:sz w:val="32"/>
+        </w:rPr>
+        <w:t>NOTA QUE REPORTO A LA MODERADORA:  __________</w:t>
+      </w:r>
+    </w:p>
+    <w:p>
+      <w:r>
+        <w:rPr>
+          <w:rFonts w:ascii="Calibri" w:hAnsi="Calibri"/>
+          <w:b w:val="0"/>
+          <w:color w:val="2B2B2B"/>
+          <w:sz w:val="22"/>
+        </w:rPr>
+        <w:t xml:space="preserve">Es </w:t>
+      </w:r>
+      <w:r>
+        <w:rPr>
+          <w:rFonts w:ascii="Calibri" w:hAnsi="Calibri"/>
+          <w:b/>
+          <w:color w:val="2B2B2B"/>
+          <w:sz w:val="22"/>
+        </w:rPr>
+        <w:t>una sola</w:t>
+      </w:r>
+      <w:r>
+        <w:rPr>
+          <w:rFonts w:ascii="Calibri" w:hAnsi="Calibri"/>
+          <w:b w:val="0"/>
+          <w:color w:val="2B2B2B"/>
+          <w:sz w:val="22"/>
+        </w:rPr>
+        <w:t xml:space="preserve"> nota, y es la única que queda en el acta. Regla: promedio simple de los cuatro criterios de arriba — el instructivo </w:t>
+      </w:r>
+      <w:r>
+        <w:rPr>
+          <w:rFonts w:ascii="Calibri" w:hAnsi="Calibri"/>
+          <w:b/>
+          <w:color w:val="2B2B2B"/>
+          <w:sz w:val="22"/>
+        </w:rPr>
+        <w:t>no publica ponderación entre ellos</w:t>
+      </w:r>
+      <w:r>
+        <w:rPr>
+          <w:rFonts w:ascii="Calibri" w:hAnsi="Calibri"/>
+          <w:b w:val="0"/>
+          <w:color w:val="2B2B2B"/>
+          <w:sz w:val="22"/>
+        </w:rPr>
+        <w:t xml:space="preserve"> (la de la p. 22, con pesos, califica otros seis criterios del informe escrito). Si la moderadora pide criterio por criterio, se leen los cuatro de arriba.</w:t>
+      </w:r>
+    </w:p>
     <w:p>
       <w:r>
         <w:rPr>
@@ -1523,7 +1384,7 @@
           <w:color w:val="2B2B2B"/>
           <w:sz w:val="22"/>
         </w:rPr>
-        <w:t>______________________________________________________________________________</w:t>
+        <w:t>______________________________________________________________________________________</w:t>
       </w:r>
     </w:p>
     <w:p>
@@ -1537,7 +1398,7 @@
           <w:color w:val="2B2B2B"/>
           <w:sz w:val="22"/>
         </w:rPr>
-        <w:t>______________________________________________________________________________</w:t>
+        <w:t>______________________________________________________________________________________</w:t>
       </w:r>
     </w:p>
     <w:p>
@@ -1551,7 +1412,7 @@
           <w:color w:val="2B2B2B"/>
           <w:sz w:val="22"/>
         </w:rPr>
-        <w:t>______________________________________________________________________________</w:t>
+        <w:t>______________________________________________________________________________________</w:t>
       </w:r>
     </w:p>
     <w:p>
@@ -1589,7 +1450,7 @@
           <w:color w:val="2B2B2B"/>
           <w:sz w:val="22"/>
         </w:rPr>
-        <w:t>Un 4,4 en un solo criterio bloquea la meritoria del grupo:</w:t>
+        <w:t>Meritoria</w:t>
       </w:r>
       <w:r>
         <w:rPr>
@@ -1598,7 +1459,43 @@
           <w:color w:val="2B2B2B"/>
           <w:sz w:val="22"/>
         </w:rPr>
-        <w:t xml:space="preserve"> si bajo de 4,5, tengo que poder decir la página.</w:t>
+        <w:t xml:space="preserve"> (instructivo p. 11): promedio de jurados ≥ 4,6 y &lt; 5,0, </w:t>
+      </w:r>
+      <w:r>
+        <w:rPr>
+          <w:rFonts w:ascii="Calibri" w:hAnsi="Calibri"/>
+          <w:b/>
+          <w:color w:val="2B2B2B"/>
+          <w:sz w:val="22"/>
+        </w:rPr>
+        <w:t>ninguna nota de jurado</w:t>
+      </w:r>
+      <w:r>
+        <w:rPr>
+          <w:rFonts w:ascii="Calibri" w:hAnsi="Calibri"/>
+          <w:b w:val="0"/>
+          <w:color w:val="2B2B2B"/>
+          <w:sz w:val="22"/>
+        </w:rPr>
+        <w:t xml:space="preserve"> inferior a 4,5, y la pide al menos un jurado. Los cuatro criterios de arriba son </w:t>
+      </w:r>
+      <w:r>
+        <w:rPr>
+          <w:rFonts w:ascii="Calibri" w:hAnsi="Calibri"/>
+          <w:b/>
+          <w:color w:val="2B2B2B"/>
+          <w:sz w:val="22"/>
+        </w:rPr>
+        <w:t>mi retícula interna</w:t>
+      </w:r>
+      <w:r>
+        <w:rPr>
+          <w:rFonts w:ascii="Calibri" w:hAnsi="Calibri"/>
+          <w:b w:val="0"/>
+          <w:color w:val="2B2B2B"/>
+          <w:sz w:val="22"/>
+        </w:rPr>
+        <w:t>, no notas que se reporten: si la que baja de 4,5 es mi nota única, tengo que poder decir la página.</w:t>
       </w:r>
     </w:p>
     <w:p>

--- a/Especializacion/Evaluaciones/2026-2/Fichas de evaluacion/01 - G-001 - Sistema agropecuario TuFinca con chatbot/2 - Hoja de respuestas.docx
+++ b/Especializacion/Evaluaciones/2026-2/Fichas de evaluacion/01 - G-001 - Sistema agropecuario TuFinca con chatbot/2 - Hoja de respuestas.docx
@@ -348,7 +348,7 @@
           <w:color w:val="2B2B2B"/>
           <w:sz w:val="21"/>
         </w:rPr>
-        <w:t xml:space="preserve"> — paso a la pregunta 3 y evalúo el producto por la evidencia documental (pp. 192-194, 218).</w:t>
+        <w:t xml:space="preserve"> — no ejecuto la pregunta 2, paso a la reserva del hosting y evalúo el producto por la evidencia documental (pp. 191-194, 218).</w:t>
       </w:r>
     </w:p>
     <w:p>
@@ -557,7 +557,7 @@
           <w:color w:val="007433"/>
           <w:sz w:val="32"/>
         </w:rPr>
-        <w:t>B · CONDICIONALES (§6 de la ficha) — marcar oyendo; cada marca elige la pregunta</w:t>
+        <w:t>B · CONDICIONALES (§7 de la ficha) — marcar oyendo; cada marca elige la pregunta</w:t>
       </w:r>
     </w:p>
     <w:p>
@@ -587,7 +587,7 @@
           <w:color w:val="2B2B2B"/>
           <w:sz w:val="22"/>
         </w:rPr>
-        <w:t xml:space="preserve">[ ] Si el demo de la diapositiva 12 no ocurre o falla → «¿el sistema está en línea ahora?» y la P3 pasa a prioritaria  </w:t>
+        <w:t xml:space="preserve">[ ] Si el demo de la diapositiva 12 no ocurre o falla → la P2 no se puede ejecutar: «¿el sistema está en línea ahora?» y reserva del hosting  </w:t>
       </w:r>
       <w:r>
         <w:rPr>
@@ -596,7 +596,7 @@
           <w:color w:val="2B2B2B"/>
           <w:sz w:val="22"/>
         </w:rPr>
-        <w:t>(pp. 192-194 · sustituye P3)</w:t>
+        <w:t>(pp. 191-194 · sustituye P2)</w:t>
       </w:r>
     </w:p>
     <w:p>
@@ -624,7 +624,7 @@
           <w:color w:val="2B2B2B"/>
           <w:sz w:val="22"/>
         </w:rPr>
-        <w:t>[ ] Si el demo sí corre → pedir una consulta improvisada al chatbot, con otras palabras</w:t>
+        <w:t>[ ] Si el demo sí corre → lanzar la P2 con la pantalla ya compartida, y luego pedir una consulta improvisada al chatbot, con otras palabras</w:t>
       </w:r>
     </w:p>
     <w:p>
@@ -638,7 +638,7 @@
           <w:color w:val="2B2B2B"/>
           <w:sz w:val="22"/>
         </w:rPr>
-        <w:t>[ ] Si presentan las reducciones de 63-95 % como impacto del proyecto sin matizar → P1, directa</w:t>
+        <w:t>[ ] Si presentan las reducciones de 63-95 % como impacto del proyecto sin matizar → recordar la p. 196: la condición manual se reprodujo en la misma jornada, no es línea base histórica</w:t>
       </w:r>
     </w:p>
     <w:p>
@@ -652,7 +652,7 @@
           <w:color w:val="2B2B2B"/>
           <w:sz w:val="22"/>
         </w:rPr>
-        <w:t>[ ] Si ya explicaron bien la línea base y la alternancia de condiciones → soltar pregunta 1 y usar el tiempo en la reserva de trazabilidad-auditoría, que es más fina</w:t>
+        <w:t>[ ] Si ya explicaron bien la línea base y la alternancia de condiciones → usar el tiempo en la P3 (ITZ-08 e ITZ-09) o en la reserva de trazabilidad-auditoría</w:t>
       </w:r>
     </w:p>
     <w:p>
@@ -666,7 +666,7 @@
           <w:color w:val="2B2B2B"/>
           <w:sz w:val="22"/>
         </w:rPr>
-        <w:t>[ ] Si dicen «inteligencia artificial» o «IA» sin nombrar tecnología → P2 + «¿corre en su infraestructura o llama a un servicio externo?»</w:t>
+        <w:t>[ ] Si dicen «inteligencia artificial» o «IA» sin nombrar tecnología → P1 + «¿corre en su infraestructura o llama a un servicio externo?»</w:t>
       </w:r>
     </w:p>
     <w:p>
@@ -912,7 +912,7 @@
           <w:color w:val="2B2B2B"/>
           <w:sz w:val="22"/>
         </w:rPr>
-        <w:t>Pregunta 1 — La línea base</w:t>
+        <w:t>Pregunta 1 — Qué interpreta el lenguaje del usuario</w:t>
       </w:r>
     </w:p>
     <w:p>
@@ -928,7 +928,7 @@
           <w:color w:val="2B2B2B"/>
           <w:sz w:val="21"/>
         </w:rPr>
-        <w:t>«¿Los tiempos del procedimiento manual que reportan en la Tabla 26 se midieron antes de implementar el sistema, o los mismos seis operarios reprodujeron el método manual en la misma jornada de pruebas, cuando ya conocían TuFinca?»</w:t>
+        <w:t>«Página 171: el documento dice que la solución se apoya exclusivamente en Blazor Server, ASP.NET Core Web API, Entity Framework Core y SQL Server, y del motor conversacional solo dice lo que hace: interpretar intenciones y extraer entidades. Pero el cuerpo cita a OpenAI, 2021, en las páginas 29, 32 y 36. ¿Qué componente interpreta hoy el lenguaje del usuario? Nómbrelo; y si son reglas y palabras clave propias en C#, dígalo con esas palabras.»</w:t>
       </w:r>
     </w:p>
     <w:p>
@@ -969,7 +969,7 @@
           <w:color w:val="2B2B2B"/>
           <w:sz w:val="22"/>
         </w:rPr>
-        <w:t>Pregunta 2 — Qué es exactamente el motor conversacional</w:t>
+        <w:t>Pregunta 2 — Un registro por el WebChat, en vivo</w:t>
       </w:r>
     </w:p>
     <w:p>
@@ -985,7 +985,7 @@
           <w:color w:val="2B2B2B"/>
           <w:sz w:val="21"/>
         </w:rPr>
-        <w:t>«El documento nombra la tecnología de todas las capas —Blazor Server, ASP.NET Core, Entity Framework, SQL Server— menos la del motor conversacional, del que solo dice qué hace: ¿con qué se implementó concretamente la interpretación de intenciones y la extracción de entidades?»</w:t>
+        <w:t>«La evidencia del chatbot en las páginas 189 y 190 es solo de consulta: la Figura 82 se titula interacción con consultas y el cierre habla de ejecutar consultas sobre la información registrada. Pero la Tabla 26, página 209, reporta tiempos de registro por chatbot: 2,80, 1,75 y 2,43 minutos. Compartan pantalla y registren una vacunación por el WebChat, y muéstrenla en el detalle del animal. Si hoy no está disponible, díganlo.»</w:t>
       </w:r>
     </w:p>
     <w:p>
@@ -1026,7 +1026,7 @@
           <w:color w:val="2B2B2B"/>
           <w:sz w:val="22"/>
         </w:rPr>
-        <w:t>Pregunta 3 — Quién sostiene el producto entregado</w:t>
+        <w:t>Pregunta 3 — ITZ-08 e ITZ-09, los dos indicadores que medirían la interpretación</w:t>
       </w:r>
     </w:p>
     <w:p>
@@ -1042,7 +1042,7 @@
           <w:color w:val="2B2B2B"/>
           <w:sz w:val="21"/>
         </w:rPr>
-        <w:t>«El sistema quedó desplegado en Azure y ustedes le recomiendan a la finca dejar los registros en papel en una fecha definida: ¿quién paga y administra ese hosting a partir de hoy, y el sistema sigue en línea?»</w:t>
+        <w:t>«En la Tabla 25, página 202, ITZ-08 es intenciones interpretadas correctamente e ITZ-09 errores de interpretación del chatbot, y son códigos distintos de ITZ-07, exactitud de las respuestas. En las tablas de resultados, páginas 209 a 213, no aparece ningún dato de ITZ-08 ni de ITZ-09. Déme el número de esos dos indicadores; si no se midieron, dígalo con esas palabras.»</w:t>
       </w:r>
     </w:p>
     <w:p>
@@ -1092,7 +1092,7 @@
           <w:color w:val="2B2B2B"/>
           <w:sz w:val="22"/>
         </w:rPr>
-        <w:t xml:space="preserve"> trazabilidad para auditoría (p. 210 vs. p. 232) · denominadores de la Tabla 30 (p. 213) · conectividad durante las mediciones (p. 46) · escalar a una segunda finca (p. 43)</w:t>
+        <w:t xml:space="preserve"> los cuatro denominadores de la Tabla 30 (p. 213 vs. pp. 196 y 208) · ¿está en línea? dicte la dirección (pp. 191-194) · costo mensual del hosting (pp. 46, 245) · vínculo de los seis operarios con un autor (pp. 4-5 vs. pp. 67-68) · consentimiento sin anexar (p. 69 vs. pp. 256-270)</w:t>
       </w:r>
     </w:p>
     <w:p>
@@ -1209,7 +1209,7 @@
           <w:color w:val="2B2B2B"/>
           <w:sz w:val="22"/>
         </w:rPr>
-        <w:t>Partida antes de oír (§7 de la ficha):</w:t>
+        <w:t>Partida antes de oír (§8 de la ficha):</w:t>
       </w:r>
       <w:r>
         <w:rPr>
@@ -1516,6 +1516,297 @@
           <w:sz w:val="22"/>
         </w:rPr>
         <w:t xml:space="preserve"> ✓ lo dijo · ✗ no lo dijo · ~ ambiguo · ! contradice el documento (p. __) · ☐ verificar después</w:t>
+      </w:r>
+    </w:p>
+    <w:p>
+      <w:pPr>
+        <w:spacing w:before="200" w:after="60"/>
+      </w:pPr>
+      <w:r>
+        <w:rPr>
+          <w:rFonts w:ascii="Calibri" w:hAnsi="Calibri"/>
+          <w:b/>
+          <w:color w:val="007433"/>
+          <w:sz w:val="32"/>
+        </w:rPr>
+        <w:t>E · FORMULARIO OFICIAL DEL JURADO — 5 criterios, escala 1–5</w:t>
+      </w:r>
+    </w:p>
+    <w:p>
+      <w:r>
+        <w:rPr>
+          <w:rFonts w:ascii="Calibri" w:hAnsi="Calibri"/>
+          <w:b w:val="0"/>
+          <w:color w:val="2B2B2B"/>
+          <w:sz w:val="22"/>
+        </w:rPr>
+        <w:t xml:space="preserve">Instrumento </w:t>
+      </w:r>
+      <w:r>
+        <w:rPr>
+          <w:rFonts w:ascii="Calibri" w:hAnsi="Calibri"/>
+          <w:b/>
+          <w:color w:val="2B2B2B"/>
+          <w:sz w:val="22"/>
+        </w:rPr>
+        <w:t>distinto</w:t>
+      </w:r>
+      <w:r>
+        <w:rPr>
+          <w:rFonts w:ascii="Calibri" w:hAnsi="Calibri"/>
+          <w:b w:val="0"/>
+          <w:color w:val="2B2B2B"/>
+          <w:sz w:val="22"/>
+        </w:rPr>
+        <w:t xml:space="preserve"> de los cuatro criterios de la §D: aquellos dan la </w:t>
+      </w:r>
+      <w:r>
+        <w:rPr>
+          <w:rFonts w:ascii="Calibri" w:hAnsi="Calibri"/>
+          <w:b/>
+          <w:color w:val="2B2B2B"/>
+          <w:sz w:val="22"/>
+        </w:rPr>
+        <w:t>nota del acta</w:t>
+      </w:r>
+      <w:r>
+        <w:rPr>
+          <w:rFonts w:ascii="Calibri" w:hAnsi="Calibri"/>
+          <w:b w:val="0"/>
+          <w:color w:val="2B2B2B"/>
+          <w:sz w:val="22"/>
+        </w:rPr>
+        <w:t xml:space="preserve">, estos cinco van al formulario de la Dirección y </w:t>
+      </w:r>
+      <w:r>
+        <w:rPr>
+          <w:rFonts w:ascii="Calibri" w:hAnsi="Calibri"/>
+          <w:b/>
+          <w:color w:val="2B2B2B"/>
+          <w:sz w:val="22"/>
+        </w:rPr>
+        <w:t>no son notas</w:t>
+      </w:r>
+      <w:r>
+        <w:rPr>
+          <w:rFonts w:ascii="Calibri" w:hAnsi="Calibri"/>
+          <w:b w:val="0"/>
+          <w:color w:val="2B2B2B"/>
+          <w:sz w:val="22"/>
+        </w:rPr>
+        <w:t xml:space="preserve">. Las cinco se responden con el documento, así que vienen </w:t>
+      </w:r>
+      <w:r>
+        <w:rPr>
+          <w:rFonts w:ascii="Calibri" w:hAnsi="Calibri"/>
+          <w:b/>
+          <w:color w:val="2B2B2B"/>
+          <w:sz w:val="22"/>
+        </w:rPr>
+        <w:t>precargadas</w:t>
+      </w:r>
+      <w:r>
+        <w:rPr>
+          <w:rFonts w:ascii="Calibri" w:hAnsi="Calibri"/>
+          <w:b w:val="0"/>
+          <w:color w:val="2B2B2B"/>
+          <w:sz w:val="22"/>
+        </w:rPr>
+        <w:t xml:space="preserve"> desde la §8.1 de la ficha, que trae la página que sostiene cada casilla. En sala solo se confirma; si la sustentación cambia una, se tacha y se rodea otra.</w:t>
+      </w:r>
+    </w:p>
+    <w:p>
+      <w:r>
+        <w:rPr>
+          <w:rFonts w:ascii="Calibri" w:hAnsi="Calibri"/>
+          <w:b/>
+          <w:color w:val="2B2B2B"/>
+          <w:sz w:val="22"/>
+        </w:rPr>
+        <w:t>1. Problemática y objetivos</w:t>
+      </w:r>
+      <w:r>
+        <w:rPr>
+          <w:rFonts w:ascii="Calibri" w:hAnsi="Calibri"/>
+          <w:b w:val="0"/>
+          <w:color w:val="2B2B2B"/>
+          <w:sz w:val="22"/>
+        </w:rPr>
+        <w:t xml:space="preserve"> — rodear:   1   ·   2   ·   3   ·   4   ·   5   →   precargado </w:t>
+      </w:r>
+      <w:r>
+        <w:rPr>
+          <w:rFonts w:ascii="Calibri" w:hAnsi="Calibri"/>
+          <w:b/>
+          <w:color w:val="2B2B2B"/>
+          <w:sz w:val="22"/>
+        </w:rPr>
+        <w:t>5</w:t>
+      </w:r>
+    </w:p>
+    <w:p>
+      <w:r>
+        <w:rPr>
+          <w:rFonts w:ascii="Calibri" w:hAnsi="Calibri"/>
+          <w:b/>
+          <w:color w:val="2B2B2B"/>
+          <w:sz w:val="22"/>
+        </w:rPr>
+        <w:t>2. Marco teórico y referentes</w:t>
+      </w:r>
+      <w:r>
+        <w:rPr>
+          <w:rFonts w:ascii="Calibri" w:hAnsi="Calibri"/>
+          <w:b w:val="0"/>
+          <w:color w:val="2B2B2B"/>
+          <w:sz w:val="22"/>
+        </w:rPr>
+        <w:t xml:space="preserve"> — rodear:   1   ·   2   ·   3   ·   4   ·   5   →   precargado </w:t>
+      </w:r>
+      <w:r>
+        <w:rPr>
+          <w:rFonts w:ascii="Calibri" w:hAnsi="Calibri"/>
+          <w:b/>
+          <w:color w:val="2B2B2B"/>
+          <w:sz w:val="22"/>
+        </w:rPr>
+        <w:t>4</w:t>
+      </w:r>
+    </w:p>
+    <w:p>
+      <w:r>
+        <w:rPr>
+          <w:rFonts w:ascii="Calibri" w:hAnsi="Calibri"/>
+          <w:b/>
+          <w:color w:val="2B2B2B"/>
+          <w:sz w:val="22"/>
+        </w:rPr>
+        <w:t>3. Metodología, muestra y diseño</w:t>
+      </w:r>
+      <w:r>
+        <w:rPr>
+          <w:rFonts w:ascii="Calibri" w:hAnsi="Calibri"/>
+          <w:b w:val="0"/>
+          <w:color w:val="2B2B2B"/>
+          <w:sz w:val="22"/>
+        </w:rPr>
+        <w:t xml:space="preserve"> — rodear:   1   ·   2   ·   3   ·   4   ·   5   →   precargado </w:t>
+      </w:r>
+      <w:r>
+        <w:rPr>
+          <w:rFonts w:ascii="Calibri" w:hAnsi="Calibri"/>
+          <w:b/>
+          <w:color w:val="2B2B2B"/>
+          <w:sz w:val="22"/>
+        </w:rPr>
+        <w:t>4</w:t>
+      </w:r>
+    </w:p>
+    <w:p>
+      <w:r>
+        <w:rPr>
+          <w:rFonts w:ascii="Calibri" w:hAnsi="Calibri"/>
+          <w:b/>
+          <w:color w:val="2B2B2B"/>
+          <w:sz w:val="22"/>
+        </w:rPr>
+        <w:t>4. Resultados y conclusiones</w:t>
+      </w:r>
+      <w:r>
+        <w:rPr>
+          <w:rFonts w:ascii="Calibri" w:hAnsi="Calibri"/>
+          <w:b w:val="0"/>
+          <w:color w:val="2B2B2B"/>
+          <w:sz w:val="22"/>
+        </w:rPr>
+        <w:t xml:space="preserve"> — rodear:   1   ·   2   ·   3   ·   4   ·   5   →   precargado </w:t>
+      </w:r>
+      <w:r>
+        <w:rPr>
+          <w:rFonts w:ascii="Calibri" w:hAnsi="Calibri"/>
+          <w:b/>
+          <w:color w:val="2B2B2B"/>
+          <w:sz w:val="22"/>
+        </w:rPr>
+        <w:t>5</w:t>
+      </w:r>
+    </w:p>
+    <w:p>
+      <w:r>
+        <w:rPr>
+          <w:rFonts w:ascii="Calibri" w:hAnsi="Calibri"/>
+          <w:b/>
+          <w:color w:val="2B2B2B"/>
+          <w:sz w:val="22"/>
+        </w:rPr>
+        <w:t>5. Pertinencia disciplinar</w:t>
+      </w:r>
+      <w:r>
+        <w:rPr>
+          <w:rFonts w:ascii="Calibri" w:hAnsi="Calibri"/>
+          <w:b w:val="0"/>
+          <w:color w:val="2B2B2B"/>
+          <w:sz w:val="22"/>
+        </w:rPr>
+        <w:t xml:space="preserve"> — rodear:   1   ·   2   ·   3   ·   4   ·   5   →   precargado </w:t>
+      </w:r>
+      <w:r>
+        <w:rPr>
+          <w:rFonts w:ascii="Calibri" w:hAnsi="Calibri"/>
+          <w:b/>
+          <w:color w:val="2B2B2B"/>
+          <w:sz w:val="22"/>
+        </w:rPr>
+        <w:t>5</w:t>
+      </w:r>
+    </w:p>
+    <w:p>
+      <w:r>
+        <w:rPr>
+          <w:rFonts w:ascii="Calibri" w:hAnsi="Calibri"/>
+          <w:b/>
+          <w:color w:val="2B2B2B"/>
+          <w:sz w:val="22"/>
+        </w:rPr>
+        <w:t>Suma:  ______ / 25</w:t>
+      </w:r>
+      <w:r>
+        <w:rPr>
+          <w:rFonts w:ascii="Calibri" w:hAnsi="Calibri"/>
+          <w:b w:val="0"/>
+          <w:color w:val="2B2B2B"/>
+          <w:sz w:val="22"/>
+        </w:rPr>
+        <w:t xml:space="preserve">   ·   precargada: </w:t>
+      </w:r>
+      <w:r>
+        <w:rPr>
+          <w:rFonts w:ascii="Calibri" w:hAnsi="Calibri"/>
+          <w:b/>
+          <w:color w:val="2B2B2B"/>
+          <w:sz w:val="22"/>
+        </w:rPr>
+        <w:t>23 / 25</w:t>
+      </w:r>
+    </w:p>
+    <w:p>
+      <w:r>
+        <w:rPr>
+          <w:rFonts w:ascii="Calibri" w:hAnsi="Calibri"/>
+          <w:b/>
+          <w:color w:val="2B2B2B"/>
+          <w:sz w:val="22"/>
+        </w:rPr>
+        <w:t>Si cambio una casilla, la razón en una línea</w:t>
+      </w:r>
+      <w:r>
+        <w:rPr>
+          <w:rFonts w:ascii="Calibri" w:hAnsi="Calibri"/>
+          <w:b w:val="0"/>
+          <w:color w:val="2B2B2B"/>
+          <w:sz w:val="22"/>
+        </w:rPr>
+        <w:t xml:space="preserve"> (la §8.1 trae el sustento del precargado):   ______________________________________________________</w:t>
       </w:r>
     </w:p>
     <w:sectPr>
